--- a/docs/documents/SCW18-agenda.docx
+++ b/docs/documents/SCW18-agenda.docx
@@ -23,7 +23,7 @@
         <w:pStyle w:val="Date"/>
       </w:pPr>
       <w:r>
-        <w:t xml:space="preserve">2026-06-07</w:t>
+        <w:t xml:space="preserve">2026-07-20</w:t>
       </w:r>
     </w:p>
     <w:bookmarkStart w:id="9" w:name="introduction"/>
@@ -204,19 +204,19 @@
         </w:numPr>
       </w:pPr>
       <w:r>
+        <w:t xml:space="preserve">Review of available assessment data: catch, effort, CPUE, and auxiliary data, including size and biological data.</w:t>
+      </w:r>
+    </w:p>
+    <w:p>
+      <w:pPr>
+        <w:pStyle w:val="Compact"/>
+        <w:numPr>
+          <w:ilvl w:val="0"/>
+          <w:numId w:val="1002"/>
+        </w:numPr>
+      </w:pPr>
+      <w:r>
         <w:t xml:space="preserve">Overview of assessment progress and available candidate stock assessment models.</w:t>
-      </w:r>
-    </w:p>
-    <w:p>
-      <w:pPr>
-        <w:pStyle w:val="Compact"/>
-        <w:numPr>
-          <w:ilvl w:val="0"/>
-          <w:numId w:val="1002"/>
-        </w:numPr>
-      </w:pPr>
-      <w:r>
-        <w:t xml:space="preserve">Review of available assessment data: catch, effort, CPUE, and auxiliary data, including size and biological data.</w:t>
       </w:r>
     </w:p>
     <w:bookmarkEnd w:id="11"/>

--- a/docs/documents/SCW18-agenda.docx
+++ b/docs/documents/SCW18-agenda.docx
@@ -15,7 +15,7 @@
         <w:pStyle w:val="Subtitle"/>
       </w:pPr>
       <w:r>
-        <w:t xml:space="preserve">Stock Assessment and Simulated Assessment of Jumbo Flying Squid</w:t>
+        <w:t xml:space="preserve">Agenda</w:t>
       </w:r>
     </w:p>
     <w:p>

--- a/docs/documents/SCW18-agenda.docx
+++ b/docs/documents/SCW18-agenda.docx
@@ -23,7 +23,7 @@
         <w:pStyle w:val="Date"/>
       </w:pPr>
       <w:r>
-        <w:t xml:space="preserve">2026-07-20</w:t>
+        <w:t xml:space="preserve">2026-07-21</w:t>
       </w:r>
     </w:p>
     <w:bookmarkStart w:id="9" w:name="introduction"/>
